--- a/policies/build/rewrite_reference/HCO_AAC_8_v2_REWRITE_DRAFT.docx
+++ b/policies/build/rewrite_reference/HCO_AAC_8_v2_REWRITE_DRAFT.docx
@@ -309,7 +309,7 @@
         <w:pStyle w:val="ListBullet"/>
       </w:pPr>
       <w:r>
-        <w:t>AAC.9 owns the imaging QA programme, radiation-safety programme, patient screening before imaging, radiation-safety devices, training and signage. This policy owns legal licences, service scope, TAT, critical intimation, reporting format and outsourcing MoUs.</w:t>
+        <w:t>The imaging QA programme, radiation-safety programme, patient screening before imaging, radiation-safety devices, training and signage are covered in other hospital policies. This policy owns legal licences, service scope, TAT, critical intimation, reporting format and outsourcing MoUs.</w:t>
       </w:r>
     </w:p>
     <w:p>
@@ -317,7 +317,7 @@
         <w:pStyle w:val="ListBullet"/>
       </w:pPr>
       <w:r>
-        <w:t>AAC.3.c owns appropriateness of accompanying staff during transfer; safe transfer of patients to outsourced imaging is required here as part of availability.</w:t>
+        <w:t>Appropriateness of accompanying staff during transfer is covered in other hospital policies; safe transfer of patients to outsourced imaging is required here as part of availability.</w:t>
       </w:r>
     </w:p>
     <w:p>
@@ -325,7 +325,7 @@
         <w:pStyle w:val="ListBullet"/>
       </w:pPr>
       <w:r>
-        <w:t>ROM.6.e owns MoU quality content; this policy requires an MoU incorporating quality assurance for imaging outsourcing.</w:t>
+        <w:t>MoU quality content is covered in other hospital policies; this policy requires an MoU incorporating quality assurance for imaging outsourcing.</w:t>
       </w:r>
     </w:p>
     <w:p>
@@ -755,7 +755,7 @@
           </w:tcPr>
           <w:p>
             <w:r>
-              <w:t>Holds AERB-facing compliance for radiation equipment, dosimetry and related statutory duties under this policy's legal section; coordinates with AAC.9 radiation-safety programme.</w:t>
+              <w:t>Holds AERB-facing compliance for radiation equipment, dosimetry and related statutory duties under this policy's legal section; coordinates with the hospital's radiation-safety programme.</w:t>
             </w:r>
           </w:p>
         </w:tc>
@@ -2075,7 +2075,7 @@
         <w:pStyle w:val="ListBullet"/>
       </w:pPr>
       <w:r>
-        <w:t>Equipment inventory linked to maintenance/QA under AAC.9.</w:t>
+        <w:t>Equipment inventory linked to the maintenance/QA programme.</w:t>
       </w:r>
     </w:p>
     <w:p>
@@ -2275,7 +2275,7 @@
         <w:pStyle w:val="ListBullet"/>
       </w:pPr>
       <w:r>
-        <w:t>Current MoU/agreement incorporating quality assurance (AAC.3.c, ROM.6.e).</w:t>
+        <w:t>Current MoU/agreement incorporating quality assurance.</w:t>
       </w:r>
     </w:p>
     <w:p>
@@ -2324,14 +2324,6 @@
       </w:pPr>
       <w:r>
         <w:t>AERB guidelines — reference for radiation-based imaging practice (AAC.8.d).</w:t>
-      </w:r>
-    </w:p>
-    <w:p>
-      <w:pPr>
-        <w:pStyle w:val="ListBullet"/>
-      </w:pPr>
-      <w:r>
-        <w:t>Internal documents of «Hospital Name»: imaging service menu; licence and RSO register; critical-result list; TAT and time-monitoring records; recall/amendment log; outsourced imaging MoUs (AAC.3.c, ROM.6.e).</w:t>
       </w:r>
     </w:p>
     <w:p>
